--- a/tillsyn/A 48538-2022 tillsynsbegäran.docx
+++ b/tillsyn/A 48538-2022 tillsynsbegäran.docx
@@ -1088,7 +1088,7 @@
     <w:r>
       <w:tab/>
       <w:tab/>
-      <w:t>2026-06-18</w:t>
+      <w:t>2026-06-19</w:t>
       <w:br/>
       <w:br/>
     </w:r>

--- a/tillsyn/A 48538-2022 tillsynsbegäran.docx
+++ b/tillsyn/A 48538-2022 tillsynsbegäran.docx
@@ -1088,7 +1088,7 @@
     <w:r>
       <w:tab/>
       <w:tab/>
-      <w:t>2026-06-19</w:t>
+      <w:t>2026-06-20</w:t>
       <w:br/>
       <w:br/>
     </w:r>

--- a/tillsyn/A 48538-2022 tillsynsbegäran.docx
+++ b/tillsyn/A 48538-2022 tillsynsbegäran.docx
@@ -12,10 +12,7 @@
     </w:p>
     <w:p>
       <w:r>
-        <w:t>Detta dokument behandlar höga naturvärden i avverkningsanmälan A 48538-2022 i Ragunda kommun som inkom 2022-10-24 och omfattar 2,8 ha.</w:t>
-      </w:r>
-      <w:r>
-        <w:t xml:space="preserve"> I Figur 1 visas fyndplatser för naturvårdsarter i området, som finns registrerade på Artportalen.</w:t>
+        <w:t>Denna tillsynsbegäran behandlar höga naturvärden i avverkningsanmälan A 48538-2022 i Ragunda kommun som inkom 2022-10-24 och omfattar 2,8 ha.</w:t>
       </w:r>
     </w:p>
     <w:p>
@@ -63,27 +60,12 @@
         <w:spacing w:after="240"/>
       </w:pPr>
       <w:r>
-        <w:t>Figur 1. Fyndplatser för naturvårdsarter inom 25 meter från avverkningsanmälan (röd linje). Inom parentes anges rödlistekategorier, S för signalarter, Tför typiska arter och fridlysningsparagrafer i artskyddsförordningen.Markörer utan svart kant är placerade på fyndplatsen. Markörer med svart kant är placerade vid sidan av fyndplatsen och har ett svart streck som visar fyndplatsens exakta position. Kartans mittpunktskoordinat är N 7020287, E 551723 i SWEREF 99 TM.</w:t>
+        <w:t>Figur 1. Fyndplatser för naturvårdsarter inom 25 meter från avverkningsanmälan. Markörer utan svart kant är placerade på fyndplatsen. Markörer med svart kant är placerade vid sidan av fyndplatsen har ett svart streck som visar fyndplatsens exakta position. Kartans mittpunktskoordinat är N 7020287, E 551723 i SWEREF 99 TM.</w:t>
       </w:r>
     </w:p>
     <w:p>
       <w:r>
-        <w:t>Vi begär härmed att Skogsstyrelsen fattar beslut enligt miljöbalken som säkerställer att skogens höga naturvärden bevaras samt att EU-lagstiftning efterlevs och att artskyddsbrott förhindras.</w:t>
-      </w:r>
-    </w:p>
-    <w:p>
-      <w:r>
-        <w:t>Vi begär vidare att Skogsstyrelsen säkerställer att inga skador eller försämringar av naturtypens bevarandestatus i området tillåts ske. Se Rådets direktiv 92/43/EEG samt ickeförsämringskravet i EU:s naturrestaureringsförordning (EU 2024/1991).</w:t>
-      </w:r>
-    </w:p>
-    <w:p>
-      <w:r>
-        <w:t>Vi önskar även ta del av de ställningstaganden och beslut som myndigheten meddelar till följd av aktuell avverkningsanmälan och föreningens inlaga (se 34 § förvaltningslagen).</w:t>
-      </w:r>
-    </w:p>
-    <w:p>
-      <w:r>
-        <w:t>Nedan beskrivs fynd av naturvårdsarter och fridlysta arter som gjorts i det avverkningsanmälda området. I BILAGA 1 finns artfakta om fridlysta och rödlistade arter.</w:t>
+        <w:t>Inom 25 meter från avverkningsanmälan finns fynd av 5 naturvårdsarter, varav 5 är rödlistade, 1 är fridlyst och 5 är typiska (T): garnlav (VU, T), gammelgransskål (NT, T), lunglav (NT, T), skrovellav (NT, T) och tretåig hackspett (NT, T, §4). Se Figur 1.</w:t>
       </w:r>
     </w:p>
     <w:p>
@@ -91,35 +73,229 @@
         <w:pStyle w:val="Heading1"/>
       </w:pPr>
       <w:r>
-        <w:t>Naturvårdsarter</w:t>
+        <w:t>Tillsynsbegäran</w:t>
       </w:r>
     </w:p>
     <w:p>
       <w:r>
-        <w:t>Inom 25 meter från avverkningsanmälan har följande 5 naturvårdsarter hittats: garnlav (VU, T), gammelgransskål (NT, T), lunglav (NT, T), skrovellav (NT, T) och tretåig hackspett (NT, T, §4). Av dessa är 5 rödlistade. För rödlistade arter har rödlistekategorin angivits inom parentes. Typiska arter inom Natura 2000 som är kopplade till skogsekosystem har markerats med (T). För fridlysta arter anges även paragrafen i Artskyddsförordningen som arten är fridlyst enligt.</w:t>
+        <w:t>Vi begär härmed att Skogsstyrelsen fattar beslut enligt miljöbalken som säkerställer att skogens höga naturvärden bevaras samt att EU-lagstiftning efterlevs och att artskyddsbrott förhindras.</w:t>
       </w:r>
     </w:p>
     <w:p>
       <w:r>
-        <w:t>De påträffade naturvårdsarterna är ett tydligt kvitto på att det rör sig om en skog med höga naturvärden.</w:t>
+        <w:t>Vi begär vidare att Skogsstyrelsen säkerställer att inga skador eller försämringar av naturtypens bevarandestatus i området tillåts ske. Se Rådets direktiv 92/43/EEG samt ickeförsämringskravet i EU:s naturrestaureringsförordning (EU 2024/1991).</w:t>
+      </w:r>
+    </w:p>
+    <w:p>
+      <w:r>
+        <w:t>Vi önskar även ta del av de ställningstaganden och beslut som myndigheten meddelar till följd av aktuell avverkningsanmälan och föreningens inlaga (se 34 § förvaltningslagen).</w:t>
       </w:r>
     </w:p>
     <w:p>
       <w:pPr>
-        <w:pStyle w:val="Heading2"/>
+        <w:pStyle w:val="Heading1"/>
       </w:pPr>
       <w:r>
-        <w:t>Fridlysta arter</w:t>
+        <w:t>Naturvårdsarter och fridlysta arter</w:t>
       </w:r>
     </w:p>
     <w:p>
       <w:r>
-        <w:t>Följande fridlysta arter har sina livsmiljöer och växtplatser i den avverkningsanmälda skogen: tretåig hackspett (NT, T, §4).</w:t>
+        <w:t>Nedan följer beskrivningar av de naturvårdsarter och fridlysta arter som har sina livsmiljöer och växtplatser i den avverkningsanmälda skogen. Se även ytterligare artfakta i BILAGA 1. De påträffade naturvårdsarterna är ett tydligt kvitto på att det rör sig om en skog med höga naturvärden.</w:t>
       </w:r>
     </w:p>
     <w:p>
       <w:r>
-        <w:t xml:space="preserve">Observera att medlemsländerna är skyldiga att agera i enlighet med EU:s fågeldirektiv där det uttryckligen står att direktivet gäller för fåglar samt för deras ägg, bon och </w:t>
+        <w:rPr>
+          <w:b/>
+        </w:rPr>
+        <w:t>Garnlav (VU)</w:t>
+      </w:r>
+      <w:r>
+        <w:t xml:space="preserve"> är en utpräglad barrskogsart som ibland kan drapera träden i norrländska grannaturskogar med hög luftfuktighet. Den förekommer även i talldominerade bestånd där den, förutom i trädens grenverk, påträffas hängande över ojämnheter i tallbarken. Arten har minskat starkt i södra och mellersta Sverige och den minskar även i sitt nordliga utbredningsområde. Minskningstakten uppgår till 30 (20–50) % inom 50 år och överstiger gränsvärdet för Sårbar (VU). Orsaken till tillbakagången beror främst på slutavverkningar av naturskogsartade skogar. Bestånd med riklig förekomst bör regelmässigt sparas, vilket även gynnar flera andra sällsynta och rödlistade arter. Garnlav är värdväxt för den mycket sällsynta och akut hotade fjärilen barrskogslavfly (CR) som hör hemma i boreala barrskogar med riklig förekomst av värdväxten. Tidigare kunde arten konstateras årligen på flera platser vid Dala-Floda i Dalarna innan lokalerna kalavverkades. Senaste fyndet i landet av barrskogslavfly är från år 2000 då den påträffades vid Högberget i Sollefteå kommun. Garnlav är typisk art för </w:t>
+      </w:r>
+      <w:r>
+        <w:rPr>
+          <w:i/>
+        </w:rPr>
+        <w:t xml:space="preserve">9010 Taiga </w:t>
+      </w:r>
+      <w:r>
+        <w:t>och</w:t>
+      </w:r>
+      <w:r>
+        <w:rPr>
+          <w:i/>
+        </w:rPr>
+        <w:t xml:space="preserve"> 9070 Trädklädd betesmark</w:t>
+      </w:r>
+      <w:r>
+        <w:t xml:space="preserve"> (SLU Artdatabanken, 2026).</w:t>
+      </w:r>
+    </w:p>
+    <w:p>
+      <w:r>
+        <w:rPr>
+          <w:b/>
+        </w:rPr>
+        <w:t>Gammelgransskål (NT)</w:t>
+      </w:r>
+      <w:r>
+        <w:t xml:space="preserve"> är en liten skålsvamp som växer på gamla granar med skrovlig bark. Typiska växtplatser är gransumpskog i myrkanter, bäckdråg, bäckraviner och skuggiga bergssluttningar, men också skog på torrare mark kan hysa arten om beståndet har stark naturskogskaraktär. Bestånd med arten bör behandlas som nyckelbiotoper och sparas vid en slutavverkning. Även gallring bör undvikas. Gammelgransskål är typisk art för </w:t>
+      </w:r>
+      <w:r>
+        <w:rPr>
+          <w:i/>
+        </w:rPr>
+        <w:t>9010 Taiga</w:t>
+      </w:r>
+      <w:r>
+        <w:t xml:space="preserve"> (SLU Artdatabanken, 2024; Nitare &amp; Skogsstyrelsen, 2019).</w:t>
+      </w:r>
+    </w:p>
+    <w:p>
+      <w:r>
+        <w:rPr>
+          <w:b/>
+        </w:rPr>
+        <w:t>Lunglav (NT)</w:t>
+      </w:r>
+      <w:r>
+        <w:t xml:space="preserve"> är en av vårt lands främsta signalarter som överallt indikerar gamla lövträd, skogsbestånd med höga naturvärden och ekosystem med långskoglig kontinuitet. Lokalt kan förekomsten vara mycket riklig men den hittas nästan enbart i gamla och ej slutavverkade skogar. Artens samtliga förekomster bör uppmärksammas från naturvårdssynpunkt, då många lokaler även hyser andra ovanliga och rödlistade arter. Rikliga förekomster bör skyddas med biotopskydd, frivilliga avsättningar eller reservat. På lunglav kan de sällsynta lavparasiterna lunglavshårprick (CR), </w:t>
+      </w:r>
+      <w:r>
+        <w:rPr>
+          <w:i/>
+        </w:rPr>
+        <w:t>Abrothallus diederichii</w:t>
+      </w:r>
+      <w:r>
+        <w:t xml:space="preserve"> (VU), </w:t>
+      </w:r>
+      <w:r>
+        <w:rPr>
+          <w:i/>
+        </w:rPr>
+        <w:t>Abrothallus lobariae</w:t>
+      </w:r>
+      <w:r>
+        <w:t xml:space="preserve"> (VU), </w:t>
+      </w:r>
+      <w:r>
+        <w:rPr>
+          <w:i/>
+        </w:rPr>
+        <w:t>Calycina lobariae</w:t>
+      </w:r>
+      <w:r>
+        <w:t xml:space="preserve"> (VU), lunglavsknapp (VU) och skrovelmössing (VU) påträffas. Lunglav är typisk art för </w:t>
+      </w:r>
+      <w:r>
+        <w:rPr>
+          <w:i/>
+        </w:rPr>
+        <w:t>9010 Taiga, 9020 Nordlig ädellövskog, 9110 Näringsfattig bokskog, 9130 Näringsrik bokskog, 9160 Näringsrik ekskog, 9180 Ädellövskog i branter, 9190 Näringsfattig ekskog, 9070 Trädklädd betesmark, 9040 Fjällbjörkskog</w:t>
+      </w:r>
+      <w:r>
+        <w:t xml:space="preserve"> och</w:t>
+      </w:r>
+      <w:r>
+        <w:rPr>
+          <w:i/>
+        </w:rPr>
+        <w:t xml:space="preserve"> 6530 Lövängar</w:t>
+      </w:r>
+      <w:r>
+        <w:t xml:space="preserve"> (SLU Artdatabanken, 2026; Nitare &amp; Skogsstyrelsen, 2019).</w:t>
+      </w:r>
+    </w:p>
+    <w:p>
+      <w:r>
+        <w:rPr>
+          <w:b/>
+        </w:rPr>
+        <w:t>Skrovellav (NT)</w:t>
+      </w:r>
+      <w:r>
+        <w:t xml:space="preserve"> växer på gamla lövträd och på klippor i gamla skogar med hög och jämn luftfuktighet. Slutavverkning av kontinuitetsskog utgör det största hotet och lavens fortsatta förekomst bör säkerställas genom att lokaler med äldre skog skyddas. I områden med mycket hög luftfuktighet kan man på bålen av skrovellav finna de sällsynta parasitsvamparna skrovellavsknapp (EN), </w:t>
+      </w:r>
+      <w:r>
+        <w:rPr>
+          <w:i/>
+        </w:rPr>
+        <w:t>Catillaria lobariicola</w:t>
+      </w:r>
+      <w:r>
+        <w:t xml:space="preserve"> (VU) och </w:t>
+      </w:r>
+      <w:r>
+        <w:rPr>
+          <w:i/>
+        </w:rPr>
+        <w:t>Merismatium lobariae</w:t>
+      </w:r>
+      <w:r>
+        <w:t xml:space="preserve"> (DD). Skrovellav är typisk art för </w:t>
+      </w:r>
+      <w:r>
+        <w:rPr>
+          <w:i/>
+        </w:rPr>
+        <w:t xml:space="preserve">9010 Taiga, 9020 Nordlig ädellövskog, 9040 Fjällbjörkskog, 9070 Trädklädd betesmark, 9160 Näringsrik ekskog, 9180 Ädellövskog i branter, 9190 Näringsfattig ekskog, 8210 Kalkbranter </w:t>
+      </w:r>
+      <w:r>
+        <w:t xml:space="preserve">och </w:t>
+      </w:r>
+      <w:r>
+        <w:rPr>
+          <w:i/>
+        </w:rPr>
+        <w:t>6530 Lövängar</w:t>
+      </w:r>
+      <w:r>
+        <w:t xml:space="preserve"> (SLU Artdatabanken, 2026; Nitare &amp; Skogsstyrelsen, 2019).</w:t>
+      </w:r>
+    </w:p>
+    <w:p>
+      <w:r>
+        <w:rPr>
+          <w:b/>
+        </w:rPr>
+        <w:t>Tretåig hackspett (NT, §4)</w:t>
+      </w:r>
+      <w:r>
+        <w:t xml:space="preserve"> är rödlistad som nära hotad och ingår i bilaga 1 i EU:s fågeldirektiv. Tretåig hackspett är för sin överlevnad beroende av kontinuerlig tillförsel av äldre döende och död ved, som sker genom naturliga självgallringsprocesser i äldre grannaturskogar och barrblandade naturskogar. Om en skog genom skogsbruk gallras eller glesas ur så upphör och uteblir i stort sett den naturliga självgallringsprocessen för mycket lång tid framöver vilket omöjliggör upprätthållandet av den kontinuerliga ekologiska funktionen i ett område. Det finns studier som visar att naturskogens självgallringsprocess som den tretåiga hackspetten är beroende av, inte kan ersättas med efterlämnad hänsyn i skogsbruket (Imbeau &amp; Desrochers, 2002). Storleken på häckningsreviret varierar med skogstypen, förekomsten av död ved och graden av fragmentering, men är i allmänhet i storleksordningen 25–100 hektar. Vintertid krävs ofta betydligt större områden och det finns studier som antyder att arten behöver minst 100 hektar äldre skog. I områden med låg bonitet kan det behövas över 200 hektar lämpligt habitat för att ett par ska kunna reproducera sig. Områden med dokumenterad permanent förekomst i naturskogsmiljöer har vanligen så stora naturvärden att skogsbruk är olämpligt. Tretåig hackspett är typisk art för </w:t>
+      </w:r>
+      <w:r>
+        <w:rPr>
+          <w:i/>
+        </w:rPr>
+        <w:t xml:space="preserve">9010 Taiga, 9740 Skogsbevuxen myr, 9030 Landhöjningsskog </w:t>
+      </w:r>
+      <w:r>
+        <w:t xml:space="preserve">och </w:t>
+      </w:r>
+      <w:r>
+        <w:rPr>
+          <w:i/>
+        </w:rPr>
+        <w:t>9040 Fjällbjörkskog</w:t>
+      </w:r>
+      <w:r>
+        <w:t xml:space="preserve"> (Skogsstyrelsen, 2016; SLU Artdatabanken, 2024).</w:t>
+      </w:r>
+    </w:p>
+    <w:p>
+      <w:pPr>
+        <w:pStyle w:val="Heading1"/>
+      </w:pPr>
+      <w:r>
+        <w:t>EU:s fågeldirektiv</w:t>
+      </w:r>
+    </w:p>
+    <w:p>
+      <w:r>
+        <w:t xml:space="preserve">Europeiska unionens medlemsländer är skyldiga att agera i enlighet med EU:s fågeldirektiv där det uttryckligen står att direktivet gäller för fåglar samt för deras ägg, bon och </w:t>
       </w:r>
       <w:r>
         <w:rPr>
@@ -129,200 +305,6 @@
       </w:r>
       <w:r>
         <w:t>(artikel 1). Vidare att de åtgärder som vidtas inte får leda till en försämring av den nuvarande situationen beträffande bevarandet av de fågelarter som avses i artikel 1 (artikel 13). Fågeldirektivet är styrande för tillsynsansvariga myndigheters ärendehantering, ställningstaganden och beslutsfattande.</w:t>
-      </w:r>
-    </w:p>
-    <w:p>
-      <w:r>
-        <w:rPr>
-          <w:b/>
-        </w:rPr>
-        <w:t>Tretåig hackspett (NT, §4)</w:t>
-      </w:r>
-      <w:r>
-        <w:t xml:space="preserve"> är rödlistad som nära hotad och ingår i bilaga 1 i EU:s fågeldirektiv. Tretåig hackspett är för sin överlevnad beroende av kontinuerlig tillförsel av äldre döende och död ved, som sker genom naturliga självgallringsprocesser i äldre grannaturskogar och barrblandade naturskogar. Om en skog genom skogsbruk gallras eller glesas ur så upphör och uteblir i stort sett den naturliga självgallringsprocessen för mycket lång tid framöver vilket omöjliggör upprätthållandet av den kontinuerliga ekologiska funktionen i ett område. Det finns studier som visar att naturskogens självgallringsprocess som den tretåiga hackspetten är beroende av, inte kan ersättas med efterlämnad hänsyn i skogsbruket (Imbeau &amp; Desrochers, 2002). Storleken på häckningsreviret varierar med skogstypen, förekomsten av död ved och graden av fragmentering, men är i allmänhet i storleksordningen 25–100 hektar. Vintertid krävs ofta betydligt större områden och det finns studier som antyder att arten behöver minst 100 hektar äldre skog. I områden med låg bonitet kan det behövas över 200 hektar lämpligt habitat för att ett par ska kunna reproducera sig. Områden med dokumenterad permanent förekomst i naturskogsmiljöer har vanligen så stora naturvärden att skogsbruk är olämpligt. Tretåig hackspett är typisk art för </w:t>
-      </w:r>
-      <w:r>
-        <w:rPr>
-          <w:i/>
-        </w:rPr>
-        <w:t xml:space="preserve">9010 Taiga, 9740 Skogsbevuxen myr, 9030 Landhöjningsskog </w:t>
-      </w:r>
-      <w:r>
-        <w:t xml:space="preserve">och </w:t>
-      </w:r>
-      <w:r>
-        <w:rPr>
-          <w:i/>
-        </w:rPr>
-        <w:t>9040 Fjällbjörkskog</w:t>
-      </w:r>
-      <w:r>
-        <w:t xml:space="preserve"> (Skogsstyrelsen, 2016; SLU Artdatabanken, 2024).</w:t>
-      </w:r>
-    </w:p>
-    <w:p>
-      <w:r>
-        <w:t>I BILAGA 1 finns mer detaljerad information om ekologi samt krav på livsmiljö hos fridlysta arter.</w:t>
-      </w:r>
-    </w:p>
-    <w:p>
-      <w:pPr>
-        <w:pStyle w:val="Heading2"/>
-      </w:pPr>
-      <w:r>
-        <w:t>Övriga naturvårdsarter</w:t>
-      </w:r>
-    </w:p>
-    <w:p>
-      <w:r>
-        <w:rPr>
-          <w:b/>
-        </w:rPr>
-        <w:t>Gammelgransskål (NT)</w:t>
-      </w:r>
-      <w:r>
-        <w:t xml:space="preserve"> är en liten skålsvamp som växer på gamla granar med skrovlig bark. Typiska växtplatser är gransumpskog i myrkanter, bäckdråg, bäckraviner och skuggiga bergssluttningar, men också skog på torrare mark kan hysa arten om beståndet har stark naturskogskaraktär. Bestånd med arten bör behandlas som nyckelbiotoper och sparas vid en slutavverkning. Även gallring bör undvikas. Gammelgransskål är typisk art för </w:t>
-      </w:r>
-      <w:r>
-        <w:rPr>
-          <w:i/>
-        </w:rPr>
-        <w:t>9010 Taiga</w:t>
-      </w:r>
-      <w:r>
-        <w:t xml:space="preserve"> (SLU Artdatabanken, 2024; Nitare &amp; Skogsstyrelsen, 2019).</w:t>
-      </w:r>
-    </w:p>
-    <w:p>
-      <w:r>
-        <w:rPr>
-          <w:b/>
-        </w:rPr>
-        <w:t>Garnlav (VU)</w:t>
-      </w:r>
-      <w:r>
-        <w:t xml:space="preserve"> är en utpräglad barrskogsart som ibland kan drapera träden i norrländska grannaturskogar med hög luftfuktighet. Den förekommer även i talldominerade bestånd där den, förutom i trädens grenverk, påträffas hängande över ojämnheter i tallbarken. Arten har minskat starkt i södra och mellersta Sverige och den minskar även i sitt nordliga utbredningsområde. Minskningstakten uppgår till 30 (20–50) % inom 50 år och överstiger gränsvärdet för Sårbar (VU). Orsaken till tillbakagången beror främst på slutavverkningar av naturskogsartade skogar. Bestånd med riklig förekomst bör regelmässigt sparas, vilket även gynnar flera andra sällsynta och rödlistade arter. Garnlav är värdväxt för den mycket sällsynta och akut hotade fjärilen barrskogslavfly (CR) som hör hemma i boreala barrskogar med riklig förekomst av värdväxten. Tidigare kunde arten konstateras årligen på flera platser vid Dala-Floda i Dalarna innan lokalerna kalavverkades. Senaste fyndet i landet av barrskogslavfly är från år 2000 då den påträffades vid Högberget i Sollefteå kommun. Garnlav är typisk art för </w:t>
-      </w:r>
-      <w:r>
-        <w:rPr>
-          <w:i/>
-        </w:rPr>
-        <w:t xml:space="preserve">9010 Taiga </w:t>
-      </w:r>
-      <w:r>
-        <w:t>och</w:t>
-      </w:r>
-      <w:r>
-        <w:rPr>
-          <w:i/>
-        </w:rPr>
-        <w:t xml:space="preserve"> 9070 Trädklädd betesmark</w:t>
-      </w:r>
-      <w:r>
-        <w:t xml:space="preserve"> (SLU Artdatabanken, 2026).</w:t>
-      </w:r>
-    </w:p>
-    <w:p>
-      <w:r>
-        <w:rPr>
-          <w:b/>
-        </w:rPr>
-        <w:t>Lunglav (NT)</w:t>
-      </w:r>
-      <w:r>
-        <w:t xml:space="preserve"> är en av vårt lands främsta signalarter som överallt indikerar gamla lövträd, skogsbestånd med höga naturvärden och ekosystem med långskoglig kontinuitet. Lokalt kan förekomsten vara mycket riklig men den hittas nästan enbart i gamla och ej slutavverkade skogar. Artens samtliga förekomster bör uppmärksammas från naturvårdssynpunkt, då många lokaler även hyser andra ovanliga och rödlistade arter. Rikliga förekomster bör skyddas med biotopskydd, frivilliga avsättningar eller reservat. På lunglav kan de sällsynta lavparasiterna lunglavshårprick (CR), </w:t>
-      </w:r>
-      <w:r>
-        <w:rPr>
-          <w:i/>
-        </w:rPr>
-        <w:t>Abrothallus diederichii</w:t>
-      </w:r>
-      <w:r>
-        <w:t xml:space="preserve"> (VU), </w:t>
-      </w:r>
-      <w:r>
-        <w:rPr>
-          <w:i/>
-        </w:rPr>
-        <w:t>Abrothallus lobariae</w:t>
-      </w:r>
-      <w:r>
-        <w:t xml:space="preserve"> (VU), </w:t>
-      </w:r>
-      <w:r>
-        <w:rPr>
-          <w:i/>
-        </w:rPr>
-        <w:t>Calycina lobariae</w:t>
-      </w:r>
-      <w:r>
-        <w:t xml:space="preserve"> (VU), lunglavsknapp (VU) och skrovelmössing (VU) påträffas. Lunglav är typisk art för </w:t>
-      </w:r>
-      <w:r>
-        <w:rPr>
-          <w:i/>
-        </w:rPr>
-        <w:t>9010 Taiga, 9020 Nordlig ädellövskog, 9110 Näringsfattig bokskog, 9130 Näringsrik bokskog, 9160 Näringsrik ekskog, 9180 Ädellövskog i branter, 9190 Näringsfattig ekskog, 9070 Trädklädd betesmark, 9040 Fjällbjörkskog</w:t>
-      </w:r>
-      <w:r>
-        <w:t xml:space="preserve"> och</w:t>
-      </w:r>
-      <w:r>
-        <w:rPr>
-          <w:i/>
-        </w:rPr>
-        <w:t xml:space="preserve"> 6530 Lövängar</w:t>
-      </w:r>
-      <w:r>
-        <w:t xml:space="preserve"> (SLU Artdatabanken, 2026; Nitare &amp; Skogsstyrelsen, 2019).</w:t>
-      </w:r>
-    </w:p>
-    <w:p>
-      <w:r>
-        <w:rPr>
-          <w:b/>
-        </w:rPr>
-        <w:t>Skrovellav (NT)</w:t>
-      </w:r>
-      <w:r>
-        <w:t xml:space="preserve"> växer på gamla lövträd och på klippor i gamla skogar med hög och jämn luftfuktighet. Slutavverkning av kontinuitetsskog utgör det största hotet och lavens fortsatta förekomst bör säkerställas genom att lokaler med äldre skog skyddas. I områden med mycket hög luftfuktighet kan man på bålen av skrovellav finna de sällsynta parasitsvamparna skrovellavsknapp (EN), </w:t>
-      </w:r>
-      <w:r>
-        <w:rPr>
-          <w:i/>
-        </w:rPr>
-        <w:t>Catillaria lobariicola</w:t>
-      </w:r>
-      <w:r>
-        <w:t xml:space="preserve"> (VU) och </w:t>
-      </w:r>
-      <w:r>
-        <w:rPr>
-          <w:i/>
-        </w:rPr>
-        <w:t>Merismatium lobariae</w:t>
-      </w:r>
-      <w:r>
-        <w:t xml:space="preserve"> (DD). Skrovellav är typisk art för </w:t>
-      </w:r>
-      <w:r>
-        <w:rPr>
-          <w:i/>
-        </w:rPr>
-        <w:t xml:space="preserve">9010 Taiga, 9020 Nordlig ädellövskog, 9040 Fjällbjörkskog, 9070 Trädklädd betesmark, 9160 Näringsrik ekskog, 9180 Ädellövskog i branter, 9190 Näringsfattig ekskog, 8210 Kalkbranter </w:t>
-      </w:r>
-      <w:r>
-        <w:t xml:space="preserve">och </w:t>
-      </w:r>
-      <w:r>
-        <w:rPr>
-          <w:i/>
-        </w:rPr>
-        <w:t>6530 Lövängar</w:t>
-      </w:r>
-      <w:r>
-        <w:t xml:space="preserve"> (SLU Artdatabanken, 2026; Nitare &amp; Skogsstyrelsen, 2019).</w:t>
       </w:r>
     </w:p>
     <w:p>
@@ -1088,7 +1070,7 @@
     <w:r>
       <w:tab/>
       <w:tab/>
-      <w:t>2026-06-20</w:t>
+      <w:t>2026-06-21</w:t>
       <w:br/>
       <w:br/>
     </w:r>

--- a/tillsyn/A 48538-2022 tillsynsbegäran.docx
+++ b/tillsyn/A 48538-2022 tillsynsbegäran.docx
@@ -1070,7 +1070,7 @@
     <w:r>
       <w:tab/>
       <w:tab/>
-      <w:t>2026-06-21</w:t>
+      <w:t>2026-06-22</w:t>
       <w:br/>
       <w:br/>
     </w:r>

--- a/tillsyn/A 48538-2022 tillsynsbegäran.docx
+++ b/tillsyn/A 48538-2022 tillsynsbegäran.docx
@@ -1070,7 +1070,7 @@
     <w:r>
       <w:tab/>
       <w:tab/>
-      <w:t>2026-06-22</w:t>
+      <w:t>2026-06-23</w:t>
       <w:br/>
       <w:br/>
     </w:r>

--- a/tillsyn/A 48538-2022 tillsynsbegäran.docx
+++ b/tillsyn/A 48538-2022 tillsynsbegäran.docx
@@ -1070,7 +1070,7 @@
     <w:r>
       <w:tab/>
       <w:tab/>
-      <w:t>2026-06-23</w:t>
+      <w:t>2026-06-24</w:t>
       <w:br/>
       <w:br/>
     </w:r>

--- a/tillsyn/A 48538-2022 tillsynsbegäran.docx
+++ b/tillsyn/A 48538-2022 tillsynsbegäran.docx
@@ -1070,7 +1070,7 @@
     <w:r>
       <w:tab/>
       <w:tab/>
-      <w:t>2026-06-24</w:t>
+      <w:t>2026-06-25</w:t>
       <w:br/>
       <w:br/>
     </w:r>

--- a/tillsyn/A 48538-2022 tillsynsbegäran.docx
+++ b/tillsyn/A 48538-2022 tillsynsbegäran.docx
@@ -1070,7 +1070,7 @@
     <w:r>
       <w:tab/>
       <w:tab/>
-      <w:t>2026-06-25</w:t>
+      <w:t>2026-06-26</w:t>
       <w:br/>
       <w:br/>
     </w:r>

--- a/tillsyn/A 48538-2022 tillsynsbegäran.docx
+++ b/tillsyn/A 48538-2022 tillsynsbegäran.docx
@@ -1070,7 +1070,7 @@
     <w:r>
       <w:tab/>
       <w:tab/>
-      <w:t>2026-06-26</w:t>
+      <w:t>2026-06-27</w:t>
       <w:br/>
       <w:br/>
     </w:r>

--- a/tillsyn/A 48538-2022 tillsynsbegäran.docx
+++ b/tillsyn/A 48538-2022 tillsynsbegäran.docx
@@ -1070,7 +1070,7 @@
     <w:r>
       <w:tab/>
       <w:tab/>
-      <w:t>2026-06-27</w:t>
+      <w:t>2026-06-28</w:t>
       <w:br/>
       <w:br/>
     </w:r>

--- a/tillsyn/A 48538-2022 tillsynsbegäran.docx
+++ b/tillsyn/A 48538-2022 tillsynsbegäran.docx
@@ -1070,7 +1070,7 @@
     <w:r>
       <w:tab/>
       <w:tab/>
-      <w:t>2026-06-28</w:t>
+      <w:t>2026-06-29</w:t>
       <w:br/>
       <w:br/>
     </w:r>

--- a/tillsyn/A 48538-2022 tillsynsbegäran.docx
+++ b/tillsyn/A 48538-2022 tillsynsbegäran.docx
@@ -1070,7 +1070,7 @@
     <w:r>
       <w:tab/>
       <w:tab/>
-      <w:t>2026-06-29</w:t>
+      <w:t>2026-06-30</w:t>
       <w:br/>
       <w:br/>
     </w:r>

--- a/tillsyn/A 48538-2022 tillsynsbegäran.docx
+++ b/tillsyn/A 48538-2022 tillsynsbegäran.docx
@@ -1070,7 +1070,7 @@
     <w:r>
       <w:tab/>
       <w:tab/>
-      <w:t>2026-06-30</w:t>
+      <w:t>2026-07-01</w:t>
       <w:br/>
       <w:br/>
     </w:r>

--- a/tillsyn/A 48538-2022 tillsynsbegäran.docx
+++ b/tillsyn/A 48538-2022 tillsynsbegäran.docx
@@ -1070,7 +1070,7 @@
     <w:r>
       <w:tab/>
       <w:tab/>
-      <w:t>2026-07-01</w:t>
+      <w:t>2026-07-02</w:t>
       <w:br/>
       <w:br/>
     </w:r>

--- a/tillsyn/A 48538-2022 tillsynsbegäran.docx
+++ b/tillsyn/A 48538-2022 tillsynsbegäran.docx
@@ -1070,7 +1070,7 @@
     <w:r>
       <w:tab/>
       <w:tab/>
-      <w:t>2026-07-13</w:t>
+      <w:t>2026-07-14</w:t>
       <w:br/>
       <w:br/>
     </w:r>

--- a/tillsyn/A 48538-2022 tillsynsbegäran.docx
+++ b/tillsyn/A 48538-2022 tillsynsbegäran.docx
@@ -1070,7 +1070,7 @@
     <w:r>
       <w:tab/>
       <w:tab/>
-      <w:t>2026-07-14</w:t>
+      <w:t>2026-07-15</w:t>
       <w:br/>
       <w:br/>
     </w:r>

--- a/tillsyn/A 48538-2022 tillsynsbegäran.docx
+++ b/tillsyn/A 48538-2022 tillsynsbegäran.docx
@@ -1070,7 +1070,7 @@
     <w:r>
       <w:tab/>
       <w:tab/>
-      <w:t>2026-07-15</w:t>
+      <w:t>2026-07-16</w:t>
       <w:br/>
       <w:br/>
     </w:r>

--- a/tillsyn/A 48538-2022 tillsynsbegäran.docx
+++ b/tillsyn/A 48538-2022 tillsynsbegäran.docx
@@ -1070,7 +1070,7 @@
     <w:r>
       <w:tab/>
       <w:tab/>
-      <w:t>2026-07-16</w:t>
+      <w:t>2026-07-17</w:t>
       <w:br/>
       <w:br/>
     </w:r>

--- a/tillsyn/A 48538-2022 tillsynsbegäran.docx
+++ b/tillsyn/A 48538-2022 tillsynsbegäran.docx
@@ -1070,7 +1070,7 @@
     <w:r>
       <w:tab/>
       <w:tab/>
-      <w:t>2026-07-17</w:t>
+      <w:t>2026-07-18</w:t>
       <w:br/>
       <w:br/>
     </w:r>

--- a/tillsyn/A 48538-2022 tillsynsbegäran.docx
+++ b/tillsyn/A 48538-2022 tillsynsbegäran.docx
@@ -1070,7 +1070,7 @@
     <w:r>
       <w:tab/>
       <w:tab/>
-      <w:t>2026-07-18</w:t>
+      <w:t>2026-07-19</w:t>
       <w:br/>
       <w:br/>
     </w:r>

--- a/tillsyn/A 48538-2022 tillsynsbegäran.docx
+++ b/tillsyn/A 48538-2022 tillsynsbegäran.docx
@@ -1070,7 +1070,7 @@
     <w:r>
       <w:tab/>
       <w:tab/>
-      <w:t>2026-07-19</w:t>
+      <w:t>2026-07-20</w:t>
       <w:br/>
       <w:br/>
     </w:r>

--- a/tillsyn/A 48538-2022 tillsynsbegäran.docx
+++ b/tillsyn/A 48538-2022 tillsynsbegäran.docx
@@ -1070,7 +1070,7 @@
     <w:r>
       <w:tab/>
       <w:tab/>
-      <w:t>2026-07-20</w:t>
+      <w:t>2026-07-21</w:t>
       <w:br/>
       <w:br/>
     </w:r>

--- a/tillsyn/A 48538-2022 tillsynsbegäran.docx
+++ b/tillsyn/A 48538-2022 tillsynsbegäran.docx
@@ -1070,7 +1070,7 @@
     <w:r>
       <w:tab/>
       <w:tab/>
-      <w:t>2026-07-21</w:t>
+      <w:t>2026-07-22</w:t>
       <w:br/>
       <w:br/>
     </w:r>

--- a/tillsyn/A 48538-2022 tillsynsbegäran.docx
+++ b/tillsyn/A 48538-2022 tillsynsbegäran.docx
@@ -1070,7 +1070,7 @@
     <w:r>
       <w:tab/>
       <w:tab/>
-      <w:t>2026-07-22</w:t>
+      <w:t>2026-07-23</w:t>
       <w:br/>
       <w:br/>
     </w:r>

--- a/tillsyn/A 48538-2022 tillsynsbegäran.docx
+++ b/tillsyn/A 48538-2022 tillsynsbegäran.docx
@@ -1070,7 +1070,7 @@
     <w:r>
       <w:tab/>
       <w:tab/>
-      <w:t>2026-07-23</w:t>
+      <w:t>2026-07-24</w:t>
       <w:br/>
       <w:br/>
     </w:r>

--- a/tillsyn/A 48538-2022 tillsynsbegäran.docx
+++ b/tillsyn/A 48538-2022 tillsynsbegäran.docx
@@ -1070,7 +1070,7 @@
     <w:r>
       <w:tab/>
       <w:tab/>
-      <w:t>2026-07-24</w:t>
+      <w:t>2026-07-25</w:t>
       <w:br/>
       <w:br/>
     </w:r>

--- a/tillsyn/A 48538-2022 tillsynsbegäran.docx
+++ b/tillsyn/A 48538-2022 tillsynsbegäran.docx
@@ -1070,7 +1070,7 @@
     <w:r>
       <w:tab/>
       <w:tab/>
-      <w:t>2026-07-25</w:t>
+      <w:t>2026-07-26</w:t>
       <w:br/>
       <w:br/>
     </w:r>

--- a/tillsyn/A 48538-2022 tillsynsbegäran.docx
+++ b/tillsyn/A 48538-2022 tillsynsbegäran.docx
@@ -1070,7 +1070,7 @@
     <w:r>
       <w:tab/>
       <w:tab/>
-      <w:t>2026-07-26</w:t>
+      <w:t>2026-07-27</w:t>
       <w:br/>
       <w:br/>
     </w:r>

--- a/tillsyn/A 48538-2022 tillsynsbegäran.docx
+++ b/tillsyn/A 48538-2022 tillsynsbegäran.docx
@@ -1070,7 +1070,7 @@
     <w:r>
       <w:tab/>
       <w:tab/>
-      <w:t>2026-07-27</w:t>
+      <w:t>2026-07-28</w:t>
       <w:br/>
       <w:br/>
     </w:r>

--- a/tillsyn/A 48538-2022 tillsynsbegäran.docx
+++ b/tillsyn/A 48538-2022 tillsynsbegäran.docx
@@ -1070,7 +1070,7 @@
     <w:r>
       <w:tab/>
       <w:tab/>
-      <w:t>2026-07-28</w:t>
+      <w:t>2026-07-29</w:t>
       <w:br/>
       <w:br/>
     </w:r>

--- a/tillsyn/A 48538-2022 tillsynsbegäran.docx
+++ b/tillsyn/A 48538-2022 tillsynsbegäran.docx
@@ -1070,7 +1070,7 @@
     <w:r>
       <w:tab/>
       <w:tab/>
-      <w:t>2026-07-29</w:t>
+      <w:t>2026-07-30</w:t>
       <w:br/>
       <w:br/>
     </w:r>

--- a/tillsyn/A 48538-2022 tillsynsbegäran.docx
+++ b/tillsyn/A 48538-2022 tillsynsbegäran.docx
@@ -1070,7 +1070,7 @@
     <w:r>
       <w:tab/>
       <w:tab/>
-      <w:t>2026-07-30</w:t>
+      <w:t>2026-07-31</w:t>
       <w:br/>
       <w:br/>
     </w:r>

--- a/tillsyn/A 48538-2022 tillsynsbegäran.docx
+++ b/tillsyn/A 48538-2022 tillsynsbegäran.docx
@@ -1070,7 +1070,7 @@
     <w:r>
       <w:tab/>
       <w:tab/>
-      <w:t>2026-07-31</w:t>
+      <w:t>2026-08-01</w:t>
       <w:br/>
       <w:br/>
     </w:r>

--- a/tillsyn/A 48538-2022 tillsynsbegäran.docx
+++ b/tillsyn/A 48538-2022 tillsynsbegäran.docx
@@ -1070,7 +1070,7 @@
     <w:r>
       <w:tab/>
       <w:tab/>
-      <w:t>2026-08-01</w:t>
+      <w:t>2026-08-02</w:t>
       <w:br/>
       <w:br/>
     </w:r>

--- a/tillsyn/A 48538-2022 tillsynsbegäran.docx
+++ b/tillsyn/A 48538-2022 tillsynsbegäran.docx
@@ -1070,7 +1070,7 @@
     <w:r>
       <w:tab/>
       <w:tab/>
-      <w:t>2026-08-02</w:t>
+      <w:t>2026-08-03</w:t>
       <w:br/>
       <w:br/>
     </w:r>

--- a/tillsyn/A 48538-2022 tillsynsbegäran.docx
+++ b/tillsyn/A 48538-2022 tillsynsbegäran.docx
@@ -1070,7 +1070,7 @@
     <w:r>
       <w:tab/>
       <w:tab/>
-      <w:t>2026-08-03</w:t>
+      <w:t>2026-08-05</w:t>
       <w:br/>
       <w:br/>
     </w:r>

--- a/tillsyn/A 48538-2022 tillsynsbegäran.docx
+++ b/tillsyn/A 48538-2022 tillsynsbegäran.docx
@@ -1070,7 +1070,7 @@
     <w:r>
       <w:tab/>
       <w:tab/>
-      <w:t>2026-08-05</w:t>
+      <w:t>2026-08-07</w:t>
       <w:br/>
       <w:br/>
     </w:r>

--- a/tillsyn/A 48538-2022 tillsynsbegäran.docx
+++ b/tillsyn/A 48538-2022 tillsynsbegäran.docx
@@ -1070,7 +1070,7 @@
     <w:r>
       <w:tab/>
       <w:tab/>
-      <w:t>2026-08-07</w:t>
+      <w:t>2026-08-08</w:t>
       <w:br/>
       <w:br/>
     </w:r>

--- a/tillsyn/A 48538-2022 tillsynsbegäran.docx
+++ b/tillsyn/A 48538-2022 tillsynsbegäran.docx
@@ -60,7 +60,7 @@
         <w:spacing w:after="240"/>
       </w:pPr>
       <w:r>
-        <w:t>Figur 1. Fyndplatser för naturvårdsarter inom 25 meter från avverkningsanmälan. Markörer utan svart kant är placerade på fyndplatsen. Markörer med svart kant är placerade vid sidan av fyndplatsen har ett svart streck som visar fyndplatsens exakta position. Kartans mittpunktskoordinat är N 7020287, E 551723 i SWEREF 99 TM.</w:t>
+        <w:t>Figur 1. Fyndplatser för naturvårdsarter inom 25 meter från avverkningsanmälan. Markörer utan svart kant är placerade på fyndplatsen. Markörer med svart kant är placerade vid sidan av fyndplatsen och har ett svart streck som visar fyndplatsens exakta position. Kartans mittpunktskoordinat är N 7020287, E 551723 i SWEREF 99 TM.</w:t>
       </w:r>
     </w:p>
     <w:p>
@@ -1070,7 +1070,7 @@
     <w:r>
       <w:tab/>
       <w:tab/>
-      <w:t>2026-08-14</w:t>
+      <w:t>2026-08-15</w:t>
       <w:br/>
       <w:br/>
     </w:r>

--- a/tillsyn/A 48538-2022 tillsynsbegäran.docx
+++ b/tillsyn/A 48538-2022 tillsynsbegäran.docx
@@ -1070,7 +1070,7 @@
     <w:r>
       <w:tab/>
       <w:tab/>
-      <w:t>2026-08-15</w:t>
+      <w:t>2026-08-16</w:t>
       <w:br/>
       <w:br/>
     </w:r>

--- a/tillsyn/A 48538-2022 tillsynsbegäran.docx
+++ b/tillsyn/A 48538-2022 tillsynsbegäran.docx
@@ -1070,7 +1070,7 @@
     <w:r>
       <w:tab/>
       <w:tab/>
-      <w:t>2026-08-16</w:t>
+      <w:t>2026-08-17</w:t>
       <w:br/>
       <w:br/>
     </w:r>

--- a/tillsyn/A 48538-2022 tillsynsbegäran.docx
+++ b/tillsyn/A 48538-2022 tillsynsbegäran.docx
@@ -1070,7 +1070,7 @@
     <w:r>
       <w:tab/>
       <w:tab/>
-      <w:t>2026-08-17</w:t>
+      <w:t>2026-08-18</w:t>
       <w:br/>
       <w:br/>
     </w:r>

--- a/tillsyn/A 48538-2022 tillsynsbegäran.docx
+++ b/tillsyn/A 48538-2022 tillsynsbegäran.docx
@@ -1070,7 +1070,7 @@
     <w:r>
       <w:tab/>
       <w:tab/>
-      <w:t>2026-08-18</w:t>
+      <w:t>2026-08-19</w:t>
       <w:br/>
       <w:br/>
     </w:r>

--- a/tillsyn/A 48538-2022 tillsynsbegäran.docx
+++ b/tillsyn/A 48538-2022 tillsynsbegäran.docx
@@ -1070,7 +1070,7 @@
     <w:r>
       <w:tab/>
       <w:tab/>
-      <w:t>2026-08-19</w:t>
+      <w:t>2026-08-20</w:t>
       <w:br/>
       <w:br/>
     </w:r>

--- a/tillsyn/A 48538-2022 tillsynsbegäran.docx
+++ b/tillsyn/A 48538-2022 tillsynsbegäran.docx
@@ -1070,7 +1070,7 @@
     <w:r>
       <w:tab/>
       <w:tab/>
-      <w:t>2026-08-20</w:t>
+      <w:t>2026-08-21</w:t>
       <w:br/>
       <w:br/>
     </w:r>

--- a/tillsyn/A 48538-2022 tillsynsbegäran.docx
+++ b/tillsyn/A 48538-2022 tillsynsbegäran.docx
@@ -1070,7 +1070,7 @@
     <w:r>
       <w:tab/>
       <w:tab/>
-      <w:t>2026-08-21</w:t>
+      <w:t>2026-08-22</w:t>
       <w:br/>
       <w:br/>
     </w:r>

--- a/tillsyn/A 48538-2022 tillsynsbegäran.docx
+++ b/tillsyn/A 48538-2022 tillsynsbegäran.docx
@@ -1070,7 +1070,7 @@
     <w:r>
       <w:tab/>
       <w:tab/>
-      <w:t>2026-08-22</w:t>
+      <w:t>2026-08-23</w:t>
       <w:br/>
       <w:br/>
     </w:r>

--- a/tillsyn/A 48538-2022 tillsynsbegäran.docx
+++ b/tillsyn/A 48538-2022 tillsynsbegäran.docx
@@ -1070,7 +1070,7 @@
     <w:r>
       <w:tab/>
       <w:tab/>
-      <w:t>2026-08-23</w:t>
+      <w:t>2026-08-24</w:t>
       <w:br/>
       <w:br/>
     </w:r>

--- a/tillsyn/A 48538-2022 tillsynsbegäran.docx
+++ b/tillsyn/A 48538-2022 tillsynsbegäran.docx
@@ -1070,7 +1070,7 @@
     <w:r>
       <w:tab/>
       <w:tab/>
-      <w:t>2026-08-24</w:t>
+      <w:t>2026-08-25</w:t>
       <w:br/>
       <w:br/>
     </w:r>

--- a/tillsyn/A 48538-2022 tillsynsbegäran.docx
+++ b/tillsyn/A 48538-2022 tillsynsbegäran.docx
@@ -1070,7 +1070,7 @@
     <w:r>
       <w:tab/>
       <w:tab/>
-      <w:t>2026-08-25</w:t>
+      <w:t>2026-08-26</w:t>
       <w:br/>
       <w:br/>
     </w:r>

--- a/tillsyn/A 48538-2022 tillsynsbegäran.docx
+++ b/tillsyn/A 48538-2022 tillsynsbegäran.docx
@@ -1070,7 +1070,7 @@
     <w:r>
       <w:tab/>
       <w:tab/>
-      <w:t>2026-08-26</w:t>
+      <w:t>2026-08-27</w:t>
       <w:br/>
       <w:br/>
     </w:r>

--- a/tillsyn/A 48538-2022 tillsynsbegäran.docx
+++ b/tillsyn/A 48538-2022 tillsynsbegäran.docx
@@ -1070,7 +1070,7 @@
     <w:r>
       <w:tab/>
       <w:tab/>
-      <w:t>2026-08-27</w:t>
+      <w:t>2026-08-28</w:t>
       <w:br/>
       <w:br/>
     </w:r>

--- a/tillsyn/A 48538-2022 tillsynsbegäran.docx
+++ b/tillsyn/A 48538-2022 tillsynsbegäran.docx
@@ -1070,7 +1070,7 @@
     <w:r>
       <w:tab/>
       <w:tab/>
-      <w:t>2026-08-28</w:t>
+      <w:t>2026-08-29</w:t>
       <w:br/>
       <w:br/>
     </w:r>

--- a/tillsyn/A 48538-2022 tillsynsbegäran.docx
+++ b/tillsyn/A 48538-2022 tillsynsbegäran.docx
@@ -1070,7 +1070,7 @@
     <w:r>
       <w:tab/>
       <w:tab/>
-      <w:t>2026-08-29</w:t>
+      <w:t>2026-08-31</w:t>
       <w:br/>
       <w:br/>
     </w:r>

--- a/tillsyn/A 48538-2022 tillsynsbegäran.docx
+++ b/tillsyn/A 48538-2022 tillsynsbegäran.docx
@@ -1070,7 +1070,7 @@
     <w:r>
       <w:tab/>
       <w:tab/>
-      <w:t>2026-08-31</w:t>
+      <w:t>2026-09-01</w:t>
       <w:br/>
       <w:br/>
     </w:r>

--- a/tillsyn/A 48538-2022 tillsynsbegäran.docx
+++ b/tillsyn/A 48538-2022 tillsynsbegäran.docx
@@ -1070,7 +1070,7 @@
     <w:r>
       <w:tab/>
       <w:tab/>
-      <w:t>2026-09-01</w:t>
+      <w:t>2026-09-02</w:t>
       <w:br/>
       <w:br/>
     </w:r>

--- a/tillsyn/A 48538-2022 tillsynsbegäran.docx
+++ b/tillsyn/A 48538-2022 tillsynsbegäran.docx
@@ -1070,7 +1070,7 @@
     <w:r>
       <w:tab/>
       <w:tab/>
-      <w:t>2026-09-02</w:t>
+      <w:t>2026-09-03</w:t>
       <w:br/>
       <w:br/>
     </w:r>

--- a/tillsyn/A 48538-2022 tillsynsbegäran.docx
+++ b/tillsyn/A 48538-2022 tillsynsbegäran.docx
@@ -1070,7 +1070,7 @@
     <w:r>
       <w:tab/>
       <w:tab/>
-      <w:t>2026-09-03</w:t>
+      <w:t>2026-09-04</w:t>
       <w:br/>
       <w:br/>
     </w:r>

--- a/tillsyn/A 48538-2022 tillsynsbegäran.docx
+++ b/tillsyn/A 48538-2022 tillsynsbegäran.docx
@@ -1070,7 +1070,7 @@
     <w:r>
       <w:tab/>
       <w:tab/>
-      <w:t>2026-09-04</w:t>
+      <w:t>2026-09-05</w:t>
       <w:br/>
       <w:br/>
     </w:r>

--- a/tillsyn/A 48538-2022 tillsynsbegäran.docx
+++ b/tillsyn/A 48538-2022 tillsynsbegäran.docx
@@ -1070,7 +1070,7 @@
     <w:r>
       <w:tab/>
       <w:tab/>
-      <w:t>2026-09-05</w:t>
+      <w:t>2026-09-06</w:t>
       <w:br/>
       <w:br/>
     </w:r>

--- a/tillsyn/A 48538-2022 tillsynsbegäran.docx
+++ b/tillsyn/A 48538-2022 tillsynsbegäran.docx
@@ -1070,7 +1070,7 @@
     <w:r>
       <w:tab/>
       <w:tab/>
-      <w:t>2026-09-06</w:t>
+      <w:t>2026-09-07</w:t>
       <w:br/>
       <w:br/>
     </w:r>

--- a/tillsyn/A 48538-2022 tillsynsbegäran.docx
+++ b/tillsyn/A 48538-2022 tillsynsbegäran.docx
@@ -1070,7 +1070,7 @@
     <w:r>
       <w:tab/>
       <w:tab/>
-      <w:t>2026-09-07</w:t>
+      <w:t>2026-09-08</w:t>
       <w:br/>
       <w:br/>
     </w:r>

--- a/tillsyn/A 48538-2022 tillsynsbegäran.docx
+++ b/tillsyn/A 48538-2022 tillsynsbegäran.docx
@@ -1070,7 +1070,7 @@
     <w:r>
       <w:tab/>
       <w:tab/>
-      <w:t>2026-09-08</w:t>
+      <w:t>2026-09-09</w:t>
       <w:br/>
       <w:br/>
     </w:r>

--- a/tillsyn/A 48538-2022 tillsynsbegäran.docx
+++ b/tillsyn/A 48538-2022 tillsynsbegäran.docx
@@ -1070,7 +1070,7 @@
     <w:r>
       <w:tab/>
       <w:tab/>
-      <w:t>2026-09-09</w:t>
+      <w:t>2026-09-10</w:t>
       <w:br/>
       <w:br/>
     </w:r>

--- a/tillsyn/A 48538-2022 tillsynsbegäran.docx
+++ b/tillsyn/A 48538-2022 tillsynsbegäran.docx
@@ -1070,7 +1070,7 @@
     <w:r>
       <w:tab/>
       <w:tab/>
-      <w:t>2026-09-10</w:t>
+      <w:t>2026-09-11</w:t>
       <w:br/>
       <w:br/>
     </w:r>

--- a/tillsyn/A 48538-2022 tillsynsbegäran.docx
+++ b/tillsyn/A 48538-2022 tillsynsbegäran.docx
@@ -1070,7 +1070,7 @@
     <w:r>
       <w:tab/>
       <w:tab/>
-      <w:t>2026-09-11</w:t>
+      <w:t>2026-09-12</w:t>
       <w:br/>
       <w:br/>
     </w:r>
